--- a/JWT-token_Code_flow.docx
+++ b/JWT-token_Code_flow.docx
@@ -17,8 +17,6 @@
       <w:r>
         <w:t>)</w:t>
       </w:r>
-      <w:bookmarkStart w:id="0" w:name="_GoBack"/>
-      <w:bookmarkEnd w:id="0"/>
     </w:p>
     <w:p>
       <w:pPr>
@@ -372,10 +370,7 @@
       </w:pPr>
       <w:proofErr w:type="spellStart"/>
       <w:r>
-        <w:t>J</w:t>
-      </w:r>
-      <w:r>
-        <w:t>wtAuthenticationFilter</w:t>
+        <w:t>JwtAuthenticationFilter</w:t>
       </w:r>
       <w:proofErr w:type="spellEnd"/>
       <w:r>
@@ -755,13 +750,7 @@
       </w:r>
       <w:proofErr w:type="spellEnd"/>
       <w:r>
-        <w:t xml:space="preserve"> is now set:</w:t>
-      </w:r>
-      <w:r>
-        <w:t xml:space="preserve"> </w:t>
-      </w:r>
-      <w:r>
-        <w:t xml:space="preserve">Your controller (e.g., </w:t>
+        <w:t xml:space="preserve"> is now set: Your controller (e.g., </w:t>
       </w:r>
       <w:proofErr w:type="spellStart"/>
       <w:r>
@@ -788,9 +777,244 @@
         <w:t>) gets invoked.</w:t>
       </w:r>
     </w:p>
+    <w:p>
+      <w:pPr>
+        <w:pStyle w:val="Heading2"/>
+      </w:pPr>
+      <w:r>
+        <w:t>Important Points</w:t>
+      </w:r>
+    </w:p>
+    <w:p>
+      <w:pPr>
+        <w:pStyle w:val="Heading3"/>
+      </w:pPr>
+      <w:r>
+        <w:t xml:space="preserve">When is </w:t>
+      </w:r>
+      <w:proofErr w:type="spellStart"/>
+      <w:proofErr w:type="gramStart"/>
+      <w:r>
+        <w:rPr>
+          <w:rStyle w:val="HTMLCode"/>
+          <w:rFonts w:eastAsiaTheme="majorEastAsia"/>
+        </w:rPr>
+        <w:t>authenticationProvider</w:t>
+      </w:r>
+      <w:proofErr w:type="spellEnd"/>
+      <w:r>
+        <w:rPr>
+          <w:rStyle w:val="HTMLCode"/>
+          <w:rFonts w:eastAsiaTheme="majorEastAsia"/>
+        </w:rPr>
+        <w:t>(</w:t>
+      </w:r>
+      <w:proofErr w:type="gramEnd"/>
+      <w:r>
+        <w:rPr>
+          <w:rStyle w:val="HTMLCode"/>
+          <w:rFonts w:eastAsiaTheme="majorEastAsia"/>
+        </w:rPr>
+        <w:t>)</w:t>
+      </w:r>
+      <w:r>
+        <w:rPr>
+          <w:rStyle w:val="HTMLCode"/>
+          <w:rFonts w:eastAsiaTheme="majorEastAsia"/>
+        </w:rPr>
+        <w:t xml:space="preserve"> from </w:t>
+      </w:r>
+      <w:r>
+        <w:rPr>
+          <w:rFonts w:ascii="Consolas" w:hAnsi="Consolas" w:cs="Consolas"/>
+          <w:color w:val="000000"/>
+          <w:sz w:val="20"/>
+          <w:szCs w:val="20"/>
+          <w:u w:val="single"/>
+          <w:shd w:val="clear" w:color="auto" w:fill="E8F2FE"/>
+        </w:rPr>
+        <w:t>WebSecurityConfig</w:t>
+      </w:r>
+      <w:r>
+        <w:rPr>
+          <w:rFonts w:ascii="Consolas" w:hAnsi="Consolas" w:cs="Consolas"/>
+          <w:color w:val="000000"/>
+          <w:sz w:val="20"/>
+          <w:szCs w:val="20"/>
+          <w:u w:val="single"/>
+          <w:shd w:val="clear" w:color="auto" w:fill="E8F2FE"/>
+        </w:rPr>
+        <w:t>.java</w:t>
+      </w:r>
+      <w:r>
+        <w:t xml:space="preserve"> called?</w:t>
+      </w:r>
+    </w:p>
+    <w:p>
+      <w:r>
+        <w:t xml:space="preserve">It is </w:t>
+      </w:r>
+      <w:r>
+        <w:rPr>
+          <w:rStyle w:val="Strong"/>
+        </w:rPr>
+        <w:t>called automatically by Spring Security</w:t>
+      </w:r>
+      <w:r>
+        <w:t xml:space="preserve"> when you try to </w:t>
+      </w:r>
+      <w:r>
+        <w:rPr>
+          <w:rStyle w:val="Strong"/>
+        </w:rPr>
+        <w:t>authenticate a user</w:t>
+      </w:r>
+      <w:r>
+        <w:t xml:space="preserve"> — most commonly:</w:t>
+      </w:r>
+    </w:p>
+    <w:p>
+      <w:pPr>
+        <w:pStyle w:val="ListParagraph"/>
+        <w:numPr>
+          <w:ilvl w:val="0"/>
+          <w:numId w:val="3"/>
+        </w:numPr>
+        <w:spacing w:before="100" w:beforeAutospacing="1" w:after="100" w:afterAutospacing="1" w:line="240" w:lineRule="auto"/>
+      </w:pPr>
+      <w:r>
+        <w:t xml:space="preserve">During login (/login or any endpoint where </w:t>
+      </w:r>
+      <w:proofErr w:type="spellStart"/>
+      <w:r>
+        <w:rPr>
+          <w:highlight w:val="yellow"/>
+        </w:rPr>
+        <w:t>AuthenticationManager.</w:t>
+      </w:r>
+      <w:bookmarkStart w:id="0" w:name="_GoBack"/>
+      <w:bookmarkEnd w:id="0"/>
+      <w:r>
+        <w:rPr>
+          <w:highlight w:val="yellow"/>
+        </w:rPr>
+        <w:t>authenticate</w:t>
+      </w:r>
+      <w:proofErr w:type="spellEnd"/>
+      <w:r>
+        <w:rPr>
+          <w:highlight w:val="yellow"/>
+        </w:rPr>
+        <w:t>()</w:t>
+      </w:r>
+      <w:r>
+        <w:t xml:space="preserve"> is triggered)</w:t>
+      </w:r>
+    </w:p>
+    <w:p>
+      <w:pPr>
+        <w:pStyle w:val="ListParagraph"/>
+        <w:numPr>
+          <w:ilvl w:val="1"/>
+          <w:numId w:val="3"/>
+        </w:numPr>
+        <w:spacing w:before="100" w:beforeAutospacing="1" w:after="100" w:afterAutospacing="1" w:line="240" w:lineRule="auto"/>
+      </w:pPr>
+      <w:r>
+        <w:t xml:space="preserve">From </w:t>
+      </w:r>
+      <w:r>
+        <w:rPr>
+          <w:b/>
+        </w:rPr>
+        <w:t>UserService.java</w:t>
+      </w:r>
+      <w:r>
+        <w:t xml:space="preserve"> :</w:t>
+      </w:r>
+    </w:p>
+    <w:p>
+      <w:pPr>
+        <w:pStyle w:val="ListParagraph"/>
+        <w:numPr>
+          <w:ilvl w:val="2"/>
+          <w:numId w:val="3"/>
+        </w:numPr>
+        <w:spacing w:before="100" w:beforeAutospacing="1" w:after="100" w:afterAutospacing="1" w:line="240" w:lineRule="auto"/>
+      </w:pPr>
+      <w:r>
+        <w:rPr>
+          <w:noProof/>
+          <w:lang w:eastAsia="en-IN"/>
+        </w:rPr>
+        <w:drawing>
+          <wp:inline distT="0" distB="0" distL="0" distR="0" wp14:anchorId="38EE9416" wp14:editId="5172C830">
+            <wp:extent cx="5035034" cy="1496929"/>
+            <wp:effectExtent l="76200" t="76200" r="127635" b="141605"/>
+            <wp:docPr id="1" name="Picture 1"/>
+            <wp:cNvGraphicFramePr>
+              <a:graphicFrameLocks xmlns:a="http://schemas.openxmlformats.org/drawingml/2006/main" noChangeAspect="1"/>
+            </wp:cNvGraphicFramePr>
+            <a:graphic xmlns:a="http://schemas.openxmlformats.org/drawingml/2006/main">
+              <a:graphicData uri="http://schemas.openxmlformats.org/drawingml/2006/picture">
+                <pic:pic xmlns:pic="http://schemas.openxmlformats.org/drawingml/2006/picture">
+                  <pic:nvPicPr>
+                    <pic:cNvPr id="1" name=""/>
+                    <pic:cNvPicPr/>
+                  </pic:nvPicPr>
+                  <pic:blipFill>
+                    <a:blip r:embed="rId5"/>
+                    <a:stretch>
+                      <a:fillRect/>
+                    </a:stretch>
+                  </pic:blipFill>
+                  <pic:spPr>
+                    <a:xfrm>
+                      <a:off x="0" y="0"/>
+                      <a:ext cx="5068873" cy="1506990"/>
+                    </a:xfrm>
+                    <a:prstGeom prst="rect">
+                      <a:avLst/>
+                    </a:prstGeom>
+                    <a:ln w="38100" cap="sq">
+                      <a:solidFill>
+                        <a:srgbClr val="000000"/>
+                      </a:solidFill>
+                      <a:prstDash val="solid"/>
+                      <a:miter lim="800000"/>
+                    </a:ln>
+                    <a:effectLst>
+                      <a:outerShdw blurRad="50800" dist="38100" dir="2700000" algn="tl" rotWithShape="0">
+                        <a:srgbClr val="000000">
+                          <a:alpha val="43000"/>
+                        </a:srgbClr>
+                      </a:outerShdw>
+                    </a:effectLst>
+                  </pic:spPr>
+                </pic:pic>
+              </a:graphicData>
+            </a:graphic>
+          </wp:inline>
+        </w:drawing>
+      </w:r>
+    </w:p>
+    <w:p>
+      <w:pPr>
+        <w:pStyle w:val="ListParagraph"/>
+        <w:numPr>
+          <w:ilvl w:val="0"/>
+          <w:numId w:val="3"/>
+        </w:numPr>
+        <w:spacing w:before="100" w:beforeAutospacing="1" w:after="100" w:afterAutospacing="1" w:line="240" w:lineRule="auto"/>
+      </w:pPr>
+      <w:r>
+        <w:t>When you explicitly authenticate credentials via code (e.g., in your login service)</w:t>
+      </w:r>
+    </w:p>
+    <w:p/>
     <w:sectPr>
       <w:pgSz w:w="11906" w:h="16838"/>
-      <w:pgMar w:top="284" w:right="1440" w:bottom="1440" w:left="567" w:header="708" w:footer="708" w:gutter="0"/>
+      <w:pgMar w:top="284" w:right="1440" w:bottom="426" w:left="567" w:header="708" w:footer="708" w:gutter="0"/>
       <w:cols w:space="708"/>
       <w:docGrid w:linePitch="360"/>
     </w:sectPr>
@@ -1029,7 +1253,7 @@
   <w:abstractNum w:abstractNumId="2" w15:restartNumberingAfterBreak="0">
     <w:nsid w:val="440836F9"/>
     <w:multiLevelType w:val="hybridMultilevel"/>
-    <w:tmpl w:val="3F90C2AE"/>
+    <w:tmpl w:val="47C25D40"/>
     <w:lvl w:ilvl="0" w:tplc="40090001">
       <w:start w:val="1"/>
       <w:numFmt w:val="bullet"/>
@@ -1042,7 +1266,7 @@
         <w:rFonts w:ascii="Symbol" w:hAnsi="Symbol" w:hint="default"/>
       </w:rPr>
     </w:lvl>
-    <w:lvl w:ilvl="1" w:tplc="40090003" w:tentative="1">
+    <w:lvl w:ilvl="1" w:tplc="40090003">
       <w:start w:val="1"/>
       <w:numFmt w:val="bullet"/>
       <w:lvlText w:val="o"/>
@@ -1054,7 +1278,7 @@
         <w:rFonts w:ascii="Courier New" w:hAnsi="Courier New" w:cs="Courier New" w:hint="default"/>
       </w:rPr>
     </w:lvl>
-    <w:lvl w:ilvl="2" w:tplc="40090005" w:tentative="1">
+    <w:lvl w:ilvl="2" w:tplc="40090005">
       <w:start w:val="1"/>
       <w:numFmt w:val="bullet"/>
       <w:lvlText w:val=""/>
@@ -1613,6 +1837,7 @@
   <w:style w:type="character" w:default="1" w:styleId="DefaultParagraphFont">
     <w:name w:val="Default Paragraph Font"/>
     <w:uiPriority w:val="1"/>
+    <w:semiHidden/>
     <w:unhideWhenUsed/>
   </w:style>
   <w:style w:type="table" w:default="1" w:styleId="TableNormal">
